--- a/docs/나도 책을 쓸 수 있을까 - 샘플원고.docx
+++ b/docs/나도 책을 쓸 수 있을까 - 샘플원고.docx
@@ -392,6 +392,7 @@
     </w:p>
     <w:p>
       <w:pPr>
+        <w:pStyle w:val="21"/>
         <w:spacing w:before="1000"/>
         <w:jc w:val="center"/>
         <w:rPr>
@@ -705,7 +706,7 @@
     </w:p>
     <w:p>
       <w:pPr>
-        <w:pStyle w:val="1"/>
+        <w:pStyle w:val="21"/>
         <w:rPr>
           <w:lang w:eastAsia="ko-KR"/>
         </w:rPr>
@@ -3245,7 +3246,7 @@
     </w:p>
     <w:p>
       <w:pPr>
-        <w:pStyle w:val="1"/>
+        <w:pStyle w:val="21"/>
         <w:rPr>
           <w:lang w:eastAsia="ko-KR"/>
         </w:rPr>

--- a/docs/나도 책을 쓸 수 있을까 - 샘플원고.docx
+++ b/docs/나도 책을 쓸 수 있을까 - 샘플원고.docx
@@ -445,7 +445,6 @@
           <w:lang w:eastAsia="ko-KR"/>
         </w:rPr>
       </w:pPr>
-      <w:proofErr w:type="gramStart"/>
       <w:r>
         <w:rPr>
           <w:b/>
@@ -453,24 +452,7 @@
           <w:sz w:val="24"/>
           <w:lang w:eastAsia="ko-KR"/>
         </w:rPr>
-        <w:t xml:space="preserve">프롤로그  </w:t>
-      </w:r>
-      <w:r>
-        <w:rPr>
-          <w:color w:val="2C3E50"/>
-          <w:sz w:val="24"/>
-          <w:lang w:eastAsia="ko-KR"/>
-        </w:rPr>
-        <w:t>당신도</w:t>
-      </w:r>
-      <w:proofErr w:type="gramEnd"/>
-      <w:r>
-        <w:rPr>
-          <w:color w:val="2C3E50"/>
-          <w:sz w:val="24"/>
-          <w:lang w:eastAsia="ko-KR"/>
-        </w:rPr>
-        <w:t xml:space="preserve"> 작가가 될 수 있습니다</w:t>
+        <w:t xml:space="preserve">저자 소개  </w:t>
       </w:r>
     </w:p>
     <w:p>
@@ -480,6 +462,7 @@
           <w:lang w:eastAsia="ko-KR"/>
         </w:rPr>
       </w:pPr>
+      <w:proofErr w:type="gramStart"/>
       <w:r>
         <w:rPr>
           <w:b/>
@@ -487,9 +470,33 @@
           <w:sz w:val="24"/>
           <w:lang w:eastAsia="ko-KR"/>
         </w:rPr>
-        <w:t xml:space="preserve">Chapter </w:t>
-      </w:r>
-      <w:proofErr w:type="gramStart"/>
+        <w:t xml:space="preserve">프롤로그  </w:t>
+      </w:r>
+      <w:r>
+        <w:rPr>
+          <w:color w:val="2C3E50"/>
+          <w:sz w:val="24"/>
+          <w:lang w:eastAsia="ko-KR"/>
+        </w:rPr>
+        <w:t>당신도</w:t>
+      </w:r>
+      <w:proofErr w:type="gramEnd"/>
+      <w:r>
+        <w:rPr>
+          <w:color w:val="2C3E50"/>
+          <w:sz w:val="24"/>
+          <w:lang w:eastAsia="ko-KR"/>
+        </w:rPr>
+        <w:t xml:space="preserve"> 작가가 될 수 있습니다</w:t>
+      </w:r>
+    </w:p>
+    <w:p>
+      <w:pPr>
+        <w:spacing w:before="120" w:after="120"/>
+        <w:rPr>
+          <w:lang w:eastAsia="ko-KR"/>
+        </w:rPr>
+      </w:pPr>
       <w:r>
         <w:rPr>
           <w:b/>
@@ -497,6 +504,16 @@
           <w:sz w:val="24"/>
           <w:lang w:eastAsia="ko-KR"/>
         </w:rPr>
+        <w:t xml:space="preserve">Chapter </w:t>
+      </w:r>
+      <w:proofErr w:type="gramStart"/>
+      <w:r>
+        <w:rPr>
+          <w:b/>
+          <w:color w:val="2C3E50"/>
+          <w:sz w:val="24"/>
+          <w:lang w:eastAsia="ko-KR"/>
+        </w:rPr>
         <w:t xml:space="preserve">1  </w:t>
       </w:r>
       <w:r>
@@ -676,31 +693,155 @@
     </w:p>
     <w:p>
       <w:pPr>
-        <w:spacing w:before="120" w:after="120"/>
-        <w:rPr>
-          <w:lang w:eastAsia="ko-KR"/>
-        </w:rPr>
-      </w:pPr>
-      <w:r>
-        <w:rPr>
-          <w:b/>
-          <w:color w:val="2C3E50"/>
-          <w:sz w:val="24"/>
-          <w:lang w:eastAsia="ko-KR"/>
-        </w:rPr>
-        <w:t xml:space="preserve">저자 소개  </w:t>
+        <w:rPr>
+          <w:lang w:eastAsia="ko-KR"/>
+        </w:rPr>
+      </w:pPr>
+      <w:r>
+        <w:rPr>
+          <w:lang w:eastAsia="ko-KR"/>
+        </w:rPr>
+        <w:br w:type="page"/>
       </w:r>
     </w:p>
     <w:p>
       <w:pPr>
-        <w:rPr>
-          <w:lang w:eastAsia="ko-KR"/>
-        </w:rPr>
-      </w:pPr>
-      <w:r>
-        <w:rPr>
-          <w:lang w:eastAsia="ko-KR"/>
-        </w:rPr>
+        <w:pStyle w:val="21"/>
+        <w:rPr>
+          <w:rFonts w:eastAsia="맑은 고딕"/>
+          <w:lang w:eastAsia="ko-KR"/>
+        </w:rPr>
+      </w:pPr>
+      <w:proofErr w:type="spellStart"/>
+      <w:r>
+        <w:lastRenderedPageBreak/>
+        <w:t>저자</w:t>
+      </w:r>
+      <w:proofErr w:type="spellEnd"/>
+      <w:r>
+        <w:t xml:space="preserve"> </w:t>
+      </w:r>
+      <w:proofErr w:type="spellStart"/>
+      <w:r>
+        <w:t>소개</w:t>
+      </w:r>
+      <w:proofErr w:type="spellEnd"/>
+    </w:p>
+    <w:p>
+      <w:pPr>
+        <w:rPr>
+          <w:lang w:eastAsia="ko-KR"/>
+        </w:rPr>
+      </w:pPr>
+    </w:p>
+    <w:tbl>
+      <w:tblPr>
+        <w:tblW w:w="0" w:type="auto"/>
+        <w:jc w:val="center"/>
+        <w:tblLook w:val="04A0" w:firstRow="1" w:lastRow="0" w:firstColumn="1" w:lastColumn="0" w:noHBand="0" w:noVBand="1"/>
+      </w:tblPr>
+      <w:tblGrid>
+        <w:gridCol w:w="8640"/>
+      </w:tblGrid>
+      <w:tr>
+        <w:trPr>
+          <w:jc w:val="center"/>
+        </w:trPr>
+        <w:tc>
+          <w:tcPr>
+            <w:tcW w:w="8640" w:type="dxa"/>
+            <w:tcBorders>
+              <w:top w:val="single" w:sz="12" w:space="0" w:color="E67E22"/>
+              <w:left w:val="single" w:sz="4" w:space="0" w:color="DEE2E6"/>
+              <w:bottom w:val="single" w:sz="12" w:space="0" w:color="E67E22"/>
+              <w:right w:val="single" w:sz="4" w:space="0" w:color="DEE2E6"/>
+            </w:tcBorders>
+            <w:shd w:val="clear" w:color="auto" w:fill="F7F9FC"/>
+          </w:tcPr>
+          <w:p>
+            <w:pPr>
+              <w:spacing w:before="240" w:after="160"/>
+              <w:rPr>
+                <w:lang w:eastAsia="ko-KR"/>
+              </w:rPr>
+            </w:pPr>
+            <w:r>
+              <w:rPr>
+                <w:b/>
+                <w:color w:val="2C3E50"/>
+                <w:sz w:val="32"/>
+                <w:lang w:eastAsia="ko-KR"/>
+              </w:rPr>
+              <w:t>홍길동</w:t>
+            </w:r>
+          </w:p>
+          <w:p>
+            <w:pPr>
+              <w:spacing w:after="160"/>
+              <w:rPr>
+                <w:lang w:eastAsia="ko-KR"/>
+              </w:rPr>
+            </w:pPr>
+            <w:r>
+              <w:rPr>
+                <w:color w:val="555555"/>
+                <w:sz w:val="21"/>
+                <w:lang w:eastAsia="ko-KR"/>
+              </w:rPr>
+              <w:t>콘텐츠 마케팅 전문가이자 전자책 출판 코치. '</w:t>
+            </w:r>
+            <w:proofErr w:type="spellStart"/>
+            <w:r>
+              <w:rPr>
+                <w:color w:val="555555"/>
+                <w:sz w:val="21"/>
+                <w:lang w:eastAsia="ko-KR"/>
+              </w:rPr>
+              <w:t>위너책쓰기</w:t>
+            </w:r>
+            <w:proofErr w:type="spellEnd"/>
+            <w:r>
+              <w:rPr>
+                <w:color w:val="555555"/>
+                <w:sz w:val="21"/>
+                <w:lang w:eastAsia="ko-KR"/>
+              </w:rPr>
+              <w:t>' 프로그램을 통해 100명 이상의 1인 저자를 배출했다. AI와 글쓰기의 교차점에서 누구나 자기 이야기를 책으로 만들 수 있는 방법을 연구하고 가르치고 있다.</w:t>
+            </w:r>
+          </w:p>
+          <w:p>
+            <w:pPr>
+              <w:spacing w:after="240"/>
+            </w:pPr>
+            <w:proofErr w:type="spellStart"/>
+            <w:r>
+              <w:rPr>
+                <w:color w:val="999999"/>
+                <w:sz w:val="18"/>
+              </w:rPr>
+              <w:t>블로그</w:t>
+            </w:r>
+            <w:proofErr w:type="spellEnd"/>
+            <w:r>
+              <w:rPr>
+                <w:color w:val="999999"/>
+                <w:sz w:val="18"/>
+              </w:rPr>
+              <w:t xml:space="preserve">: </w:t>
+            </w:r>
+            <w:r>
+              <w:rPr>
+                <w:color w:val="3498DB"/>
+                <w:sz w:val="18"/>
+              </w:rPr>
+              <w:t>blog.naver.com/example</w:t>
+            </w:r>
+          </w:p>
+        </w:tc>
+      </w:tr>
+    </w:tbl>
+    <w:p>
+      <w:r>
         <w:br w:type="page"/>
       </w:r>
     </w:p>
@@ -3255,8 +3396,7 @@
         <w:rPr>
           <w:lang w:eastAsia="ko-KR"/>
         </w:rPr>
-        <w:lastRenderedPageBreak/>
-        <w:t>에필로그</w:t>
+        <w:t>에필로그: 당신의 책이 세상에 나오는 날</w:t>
       </w:r>
     </w:p>
     <w:p>
@@ -3269,73 +3409,45 @@
     </w:p>
     <w:p>
       <w:pPr>
-        <w:pStyle w:val="21"/>
-        <w:rPr>
-          <w:lang w:eastAsia="ko-KR"/>
-        </w:rPr>
-      </w:pPr>
-      <w:r>
-        <w:rPr>
-          <w:lang w:eastAsia="ko-KR"/>
-        </w:rPr>
-        <w:t>당신의</w:t>
-      </w:r>
-      <w:r>
-        <w:rPr>
-          <w:lang w:eastAsia="ko-KR"/>
-        </w:rPr>
-        <w:t xml:space="preserve"> </w:t>
-      </w:r>
-      <w:r>
-        <w:rPr>
-          <w:lang w:eastAsia="ko-KR"/>
-        </w:rPr>
-        <w:t>책이</w:t>
-      </w:r>
-      <w:r>
-        <w:rPr>
-          <w:lang w:eastAsia="ko-KR"/>
-        </w:rPr>
-        <w:t xml:space="preserve"> </w:t>
-      </w:r>
-      <w:r>
-        <w:rPr>
-          <w:lang w:eastAsia="ko-KR"/>
-        </w:rPr>
-        <w:t>세상에</w:t>
-      </w:r>
-      <w:r>
-        <w:rPr>
-          <w:lang w:eastAsia="ko-KR"/>
-        </w:rPr>
-        <w:t xml:space="preserve"> </w:t>
-      </w:r>
-      <w:r>
-        <w:rPr>
-          <w:lang w:eastAsia="ko-KR"/>
-        </w:rPr>
-        <w:t>나오는</w:t>
-      </w:r>
-      <w:r>
-        <w:rPr>
-          <w:lang w:eastAsia="ko-KR"/>
-        </w:rPr>
-        <w:t xml:space="preserve"> </w:t>
-      </w:r>
-      <w:r>
-        <w:rPr>
-          <w:lang w:eastAsia="ko-KR"/>
-        </w:rPr>
-        <w:t>날</w:t>
+        <w:ind w:firstLine="283"/>
+        <w:rPr>
+          <w:lang w:eastAsia="ko-KR"/>
+        </w:rPr>
+      </w:pPr>
+      <w:r>
+        <w:rPr>
+          <w:lang w:eastAsia="ko-KR"/>
+        </w:rPr>
+        <w:t xml:space="preserve">이 책을 끝까지 </w:t>
+      </w:r>
+      <w:proofErr w:type="spellStart"/>
+      <w:r>
+        <w:rPr>
+          <w:lang w:eastAsia="ko-KR"/>
+        </w:rPr>
+        <w:t>읽어주셔서</w:t>
+      </w:r>
+      <w:proofErr w:type="spellEnd"/>
+      <w:r>
+        <w:rPr>
+          <w:lang w:eastAsia="ko-KR"/>
+        </w:rPr>
+        <w:t xml:space="preserve"> 감사합니다.</w:t>
       </w:r>
     </w:p>
     <w:p>
       <w:pPr>
-        <w:spacing w:after="120"/>
-        <w:rPr>
-          <w:lang w:eastAsia="ko-KR"/>
-        </w:rPr>
-      </w:pPr>
+        <w:ind w:firstLine="283"/>
+        <w:rPr>
+          <w:lang w:eastAsia="ko-KR"/>
+        </w:rPr>
+      </w:pPr>
+      <w:r>
+        <w:rPr>
+          <w:lang w:eastAsia="ko-KR"/>
+        </w:rPr>
+        <w:t>아마 지금 두 가지 생각이 교차하고 있을 겁니다. '나도 할 수 있을 것 같다'와 '근데 진짜 될까?'가 동시에요.</w:t>
+      </w:r>
     </w:p>
     <w:p>
       <w:pPr>
@@ -3348,21 +3460,7 @@
         <w:rPr>
           <w:lang w:eastAsia="ko-KR"/>
         </w:rPr>
-        <w:t xml:space="preserve">이 책을 끝까지 </w:t>
-      </w:r>
-      <w:proofErr w:type="spellStart"/>
-      <w:r>
-        <w:rPr>
-          <w:lang w:eastAsia="ko-KR"/>
-        </w:rPr>
-        <w:t>읽어주셔서</w:t>
-      </w:r>
-      <w:proofErr w:type="spellEnd"/>
-      <w:r>
-        <w:rPr>
-          <w:lang w:eastAsia="ko-KR"/>
-        </w:rPr>
-        <w:t xml:space="preserve"> 감사합니다.</w:t>
+        <w:t>답은 간단합니다. 해보면 됩니다.</w:t>
       </w:r>
     </w:p>
     <w:p>
@@ -3372,15 +3470,24 @@
           <w:lang w:eastAsia="ko-KR"/>
         </w:rPr>
       </w:pPr>
-      <w:r>
-        <w:rPr>
-          <w:lang w:eastAsia="ko-KR"/>
-        </w:rPr>
-        <w:t>아마 지금 두 가지 생각이 교차하고 있을 겁니다. '나도 할 수 있을 것 같다'와 '근데 진짜 될까?'가 동시에요.</w:t>
+      <w:proofErr w:type="spellStart"/>
+      <w:r>
+        <w:rPr>
+          <w:lang w:eastAsia="ko-KR"/>
+        </w:rPr>
+        <w:t>위너책쓰기를</w:t>
+      </w:r>
+      <w:proofErr w:type="spellEnd"/>
+      <w:r>
+        <w:rPr>
+          <w:lang w:eastAsia="ko-KR"/>
+        </w:rPr>
+        <w:t xml:space="preserve"> 거쳐간 수강생 중 '나는 원래 글을 잘 썼다'고 말하는 분은 한 명도 없었습니다. 모두가 처음이었고, 모두가 불안했습니다. 하지만 7주를 함께 걸으면, 어느새 전자책 한 권이 완성되어 있습니다.</w:t>
       </w:r>
     </w:p>
     <w:p>
       <w:pPr>
+        <w:spacing w:after="120"/>
         <w:ind w:firstLine="283"/>
         <w:rPr>
           <w:lang w:eastAsia="ko-KR"/>
@@ -3388,9 +3495,10 @@
       </w:pPr>
       <w:r>
         <w:rPr>
-          <w:lang w:eastAsia="ko-KR"/>
-        </w:rPr>
-        <w:t>답은 간단합니다. 해보면 됩니다.</w:t>
+          <w:b/>
+          <w:lang w:eastAsia="ko-KR"/>
+        </w:rPr>
+        <w:t>당신의 이야기는 세상에 나올 가치가 있습니다.</w:t>
       </w:r>
     </w:p>
     <w:p>
@@ -3400,188 +3508,13 @@
           <w:lang w:eastAsia="ko-KR"/>
         </w:rPr>
       </w:pPr>
-      <w:proofErr w:type="spellStart"/>
-      <w:r>
-        <w:rPr>
-          <w:lang w:eastAsia="ko-KR"/>
-        </w:rPr>
-        <w:t>위너책쓰기를</w:t>
-      </w:r>
-      <w:proofErr w:type="spellEnd"/>
-      <w:r>
-        <w:rPr>
-          <w:lang w:eastAsia="ko-KR"/>
-        </w:rPr>
-        <w:t xml:space="preserve"> 거쳐간 수강생 중 '나는 원래 글을 잘 썼다'고 말하는 분은 한 명도 없었습니다. 모두가 처음이었고, 모두가 불안했습니다. 하지만 7주를 함께 걸으면, 어느새 전자책 한 권이 완성되어 있습니다.</w:t>
+      <w:r>
+        <w:rPr>
+          <w:lang w:eastAsia="ko-KR"/>
+        </w:rPr>
+        <w:t>지금 이 순간이 시작입니다. 노트를 펴고, 첫 문장을 써보세요. 완벽하지 않아도 됩니다. 그 한 줄이 한 권의 책이 되는 날이 올 겁니다.</w:t>
       </w:r>
     </w:p>
-    <w:p>
-      <w:pPr>
-        <w:spacing w:after="120"/>
-        <w:ind w:firstLine="283"/>
-        <w:rPr>
-          <w:lang w:eastAsia="ko-KR"/>
-        </w:rPr>
-      </w:pPr>
-      <w:r>
-        <w:rPr>
-          <w:b/>
-          <w:lang w:eastAsia="ko-KR"/>
-        </w:rPr>
-        <w:t>당신의 이야기는 세상에 나올 가치가 있습니다.</w:t>
-      </w:r>
-    </w:p>
-    <w:p>
-      <w:pPr>
-        <w:ind w:firstLine="283"/>
-        <w:rPr>
-          <w:lang w:eastAsia="ko-KR"/>
-        </w:rPr>
-      </w:pPr>
-      <w:r>
-        <w:rPr>
-          <w:lang w:eastAsia="ko-KR"/>
-        </w:rPr>
-        <w:t>지금 이 순간이 시작입니다. 노트를 펴고, 첫 문장을 써보세요. 완벽하지 않아도 됩니다. 그 한 줄이 한 권의 책이 되는 날이 올 겁니다.</w:t>
-      </w:r>
-    </w:p>
-    <w:p>
-      <w:pPr>
-        <w:pStyle w:val="1"/>
-        <w:rPr>
-          <w:rFonts w:eastAsia="맑은 고딕"/>
-          <w:lang w:eastAsia="ko-KR"/>
-        </w:rPr>
-      </w:pPr>
-      <w:proofErr w:type="spellStart"/>
-      <w:r>
-        <w:lastRenderedPageBreak/>
-        <w:t>저자</w:t>
-      </w:r>
-      <w:proofErr w:type="spellEnd"/>
-      <w:r>
-        <w:t xml:space="preserve"> </w:t>
-      </w:r>
-      <w:proofErr w:type="spellStart"/>
-      <w:r>
-        <w:t>소개</w:t>
-      </w:r>
-      <w:proofErr w:type="spellEnd"/>
-    </w:p>
-    <w:p>
-      <w:pPr>
-        <w:rPr>
-          <w:lang w:eastAsia="ko-KR"/>
-        </w:rPr>
-      </w:pPr>
-    </w:p>
-    <w:tbl>
-      <w:tblPr>
-        <w:tblW w:w="0" w:type="auto"/>
-        <w:jc w:val="center"/>
-        <w:tblLook w:val="04A0" w:firstRow="1" w:lastRow="0" w:firstColumn="1" w:lastColumn="0" w:noHBand="0" w:noVBand="1"/>
-      </w:tblPr>
-      <w:tblGrid>
-        <w:gridCol w:w="8640"/>
-      </w:tblGrid>
-      <w:tr>
-        <w:trPr>
-          <w:jc w:val="center"/>
-        </w:trPr>
-        <w:tc>
-          <w:tcPr>
-            <w:tcW w:w="8640" w:type="dxa"/>
-            <w:tcBorders>
-              <w:top w:val="single" w:sz="12" w:space="0" w:color="E67E22"/>
-              <w:left w:val="single" w:sz="4" w:space="0" w:color="DEE2E6"/>
-              <w:bottom w:val="single" w:sz="12" w:space="0" w:color="E67E22"/>
-              <w:right w:val="single" w:sz="4" w:space="0" w:color="DEE2E6"/>
-            </w:tcBorders>
-            <w:shd w:val="clear" w:color="auto" w:fill="F7F9FC"/>
-          </w:tcPr>
-          <w:p>
-            <w:pPr>
-              <w:spacing w:before="240" w:after="160"/>
-              <w:rPr>
-                <w:lang w:eastAsia="ko-KR"/>
-              </w:rPr>
-            </w:pPr>
-            <w:r>
-              <w:rPr>
-                <w:b/>
-                <w:color w:val="2C3E50"/>
-                <w:sz w:val="32"/>
-                <w:lang w:eastAsia="ko-KR"/>
-              </w:rPr>
-              <w:t>홍길동</w:t>
-            </w:r>
-          </w:p>
-          <w:p>
-            <w:pPr>
-              <w:spacing w:after="160"/>
-              <w:rPr>
-                <w:lang w:eastAsia="ko-KR"/>
-              </w:rPr>
-            </w:pPr>
-            <w:r>
-              <w:rPr>
-                <w:color w:val="555555"/>
-                <w:sz w:val="21"/>
-                <w:lang w:eastAsia="ko-KR"/>
-              </w:rPr>
-              <w:t>콘텐츠 마케팅 전문가이자 전자책 출판 코치. '</w:t>
-            </w:r>
-            <w:proofErr w:type="spellStart"/>
-            <w:r>
-              <w:rPr>
-                <w:color w:val="555555"/>
-                <w:sz w:val="21"/>
-                <w:lang w:eastAsia="ko-KR"/>
-              </w:rPr>
-              <w:t>위너책쓰기</w:t>
-            </w:r>
-            <w:proofErr w:type="spellEnd"/>
-            <w:r>
-              <w:rPr>
-                <w:color w:val="555555"/>
-                <w:sz w:val="21"/>
-                <w:lang w:eastAsia="ko-KR"/>
-              </w:rPr>
-              <w:t>' 프로그램을 통해 100명 이상의 1인 저자를 배출했다. AI와 글쓰기의 교차점에서 누구나 자기 이야기를 책으로 만들 수 있는 방법을 연구하고 가르치고 있다.</w:t>
-            </w:r>
-          </w:p>
-          <w:p>
-            <w:pPr>
-              <w:spacing w:after="240"/>
-            </w:pPr>
-            <w:proofErr w:type="spellStart"/>
-            <w:r>
-              <w:rPr>
-                <w:color w:val="999999"/>
-                <w:sz w:val="18"/>
-              </w:rPr>
-              <w:t>블로그</w:t>
-            </w:r>
-            <w:proofErr w:type="spellEnd"/>
-            <w:r>
-              <w:rPr>
-                <w:color w:val="999999"/>
-                <w:sz w:val="18"/>
-              </w:rPr>
-              <w:t xml:space="preserve">: </w:t>
-            </w:r>
-            <w:r>
-              <w:rPr>
-                <w:color w:val="3498DB"/>
-                <w:sz w:val="18"/>
-              </w:rPr>
-              <w:t>blog.naver.com/example</w:t>
-            </w:r>
-          </w:p>
-        </w:tc>
-      </w:tr>
-    </w:tbl>
-    <w:p/>
     <w:sectPr>
       <w:pgSz w:w="12240" w:h="15840"/>
       <w:pgMar w:top="1440" w:right="1800" w:bottom="1440" w:left="1800" w:header="720" w:footer="720" w:gutter="0"/>
